--- a/StudentGlossary.docx
+++ b/StudentGlossary.docx
@@ -56,7 +56,7 @@
       <w:tr>
         <w:trPr>
           <w:cnfStyle w:val="100000000000" w:firstRow="1" w:lastRow="0" w:firstColumn="0" w:lastColumn="0" w:oddVBand="0" w:evenVBand="0" w:oddHBand="0" w:evenHBand="0" w:firstRowFirstColumn="0" w:firstRowLastColumn="0" w:lastRowFirstColumn="0" w:lastRowLastColumn="0"/>
-          <w:trHeight w:val="567"/>
+          <w:trHeight w:val="850"/>
         </w:trPr>
         <w:tc>
           <w:tcPr>
@@ -114,7 +114,7 @@
       <w:tr>
         <w:trPr>
           <w:cnfStyle w:val="000000100000" w:firstRow="0" w:lastRow="0" w:firstColumn="0" w:lastColumn="0" w:oddVBand="0" w:evenVBand="0" w:oddHBand="1" w:evenHBand="0" w:firstRowFirstColumn="0" w:firstRowLastColumn="0" w:lastRowFirstColumn="0" w:lastRowLastColumn="0"/>
-          <w:trHeight w:val="567"/>
+          <w:trHeight w:val="850"/>
         </w:trPr>
         <w:tc>
           <w:tcPr>
@@ -166,7 +166,7 @@
       </w:tr>
       <w:tr>
         <w:trPr>
-          <w:trHeight w:val="567"/>
+          <w:trHeight w:val="850"/>
         </w:trPr>
         <w:tc>
           <w:tcPr>
@@ -219,7 +219,7 @@
       <w:tr>
         <w:trPr>
           <w:cnfStyle w:val="000000100000" w:firstRow="0" w:lastRow="0" w:firstColumn="0" w:lastColumn="0" w:oddVBand="0" w:evenVBand="0" w:oddHBand="1" w:evenHBand="0" w:firstRowFirstColumn="0" w:firstRowLastColumn="0" w:lastRowFirstColumn="0" w:lastRowLastColumn="0"/>
-          <w:trHeight w:val="567"/>
+          <w:trHeight w:val="850"/>
         </w:trPr>
         <w:tc>
           <w:tcPr>
@@ -271,7 +271,7 @@
       </w:tr>
       <w:tr>
         <w:trPr>
-          <w:trHeight w:val="567"/>
+          <w:trHeight w:val="850"/>
         </w:trPr>
         <w:tc>
           <w:tcPr>
@@ -324,7 +324,7 @@
       <w:tr>
         <w:trPr>
           <w:cnfStyle w:val="000000100000" w:firstRow="0" w:lastRow="0" w:firstColumn="0" w:lastColumn="0" w:oddVBand="0" w:evenVBand="0" w:oddHBand="1" w:evenHBand="0" w:firstRowFirstColumn="0" w:firstRowLastColumn="0" w:lastRowFirstColumn="0" w:lastRowLastColumn="0"/>
-          <w:trHeight w:val="567"/>
+          <w:trHeight w:val="850"/>
         </w:trPr>
         <w:tc>
           <w:tcPr>
@@ -376,7 +376,7 @@
       </w:tr>
       <w:tr>
         <w:trPr>
-          <w:trHeight w:val="567"/>
+          <w:trHeight w:val="850"/>
         </w:trPr>
         <w:tc>
           <w:tcPr>
@@ -429,7 +429,7 @@
       <w:tr>
         <w:trPr>
           <w:cnfStyle w:val="000000100000" w:firstRow="0" w:lastRow="0" w:firstColumn="0" w:lastColumn="0" w:oddVBand="0" w:evenVBand="0" w:oddHBand="1" w:evenHBand="0" w:firstRowFirstColumn="0" w:firstRowLastColumn="0" w:lastRowFirstColumn="0" w:lastRowLastColumn="0"/>
-          <w:trHeight w:val="567"/>
+          <w:trHeight w:val="850"/>
         </w:trPr>
         <w:tc>
           <w:tcPr>
@@ -481,7 +481,7 @@
       </w:tr>
       <w:tr>
         <w:trPr>
-          <w:trHeight w:val="567"/>
+          <w:trHeight w:val="850"/>
         </w:trPr>
         <w:tc>
           <w:tcPr>
@@ -534,7 +534,7 @@
       <w:tr>
         <w:trPr>
           <w:cnfStyle w:val="000000100000" w:firstRow="0" w:lastRow="0" w:firstColumn="0" w:lastColumn="0" w:oddVBand="0" w:evenVBand="0" w:oddHBand="1" w:evenHBand="0" w:firstRowFirstColumn="0" w:firstRowLastColumn="0" w:lastRowFirstColumn="0" w:lastRowLastColumn="0"/>
-          <w:trHeight w:val="567"/>
+          <w:trHeight w:val="850"/>
         </w:trPr>
         <w:tc>
           <w:tcPr>
@@ -586,7 +586,7 @@
       </w:tr>
       <w:tr>
         <w:trPr>
-          <w:trHeight w:val="567"/>
+          <w:trHeight w:val="850"/>
         </w:trPr>
         <w:tc>
           <w:tcPr>
@@ -639,7 +639,7 @@
       <w:tr>
         <w:trPr>
           <w:cnfStyle w:val="000000100000" w:firstRow="0" w:lastRow="0" w:firstColumn="0" w:lastColumn="0" w:oddVBand="0" w:evenVBand="0" w:oddHBand="1" w:evenHBand="0" w:firstRowFirstColumn="0" w:firstRowLastColumn="0" w:lastRowFirstColumn="0" w:lastRowLastColumn="0"/>
-          <w:trHeight w:val="567"/>
+          <w:trHeight w:val="850"/>
         </w:trPr>
         <w:tc>
           <w:tcPr>
@@ -691,7 +691,7 @@
       </w:tr>
       <w:tr>
         <w:trPr>
-          <w:trHeight w:val="567"/>
+          <w:trHeight w:val="850"/>
         </w:trPr>
         <w:tc>
           <w:tcPr>
@@ -744,7 +744,7 @@
       <w:tr>
         <w:trPr>
           <w:cnfStyle w:val="000000100000" w:firstRow="0" w:lastRow="0" w:firstColumn="0" w:lastColumn="0" w:oddVBand="0" w:evenVBand="0" w:oddHBand="1" w:evenHBand="0" w:firstRowFirstColumn="0" w:firstRowLastColumn="0" w:lastRowFirstColumn="0" w:lastRowLastColumn="0"/>
-          <w:trHeight w:val="567"/>
+          <w:trHeight w:val="850"/>
         </w:trPr>
         <w:tc>
           <w:tcPr>
@@ -796,7 +796,7 @@
       </w:tr>
       <w:tr>
         <w:trPr>
-          <w:trHeight w:val="567"/>
+          <w:trHeight w:val="850"/>
         </w:trPr>
         <w:tc>
           <w:tcPr>
@@ -849,7 +849,7 @@
       <w:tr>
         <w:trPr>
           <w:cnfStyle w:val="000000100000" w:firstRow="0" w:lastRow="0" w:firstColumn="0" w:lastColumn="0" w:oddVBand="0" w:evenVBand="0" w:oddHBand="1" w:evenHBand="0" w:firstRowFirstColumn="0" w:firstRowLastColumn="0" w:lastRowFirstColumn="0" w:lastRowLastColumn="0"/>
-          <w:trHeight w:val="567"/>
+          <w:trHeight w:val="850"/>
         </w:trPr>
         <w:tc>
           <w:tcPr>
@@ -877,6 +877,7 @@
                 <w:szCs w:val="22"/>
                 <w:lang w:val="en-US"/>
               </w:rPr>
+              <w:lastRenderedPageBreak/>
               <w:t>Variance inflation factor</w:t>
             </w:r>
           </w:p>
@@ -901,7 +902,7 @@
       </w:tr>
       <w:tr>
         <w:trPr>
-          <w:trHeight w:val="567"/>
+          <w:trHeight w:val="850"/>
         </w:trPr>
         <w:tc>
           <w:tcPr>
@@ -954,7 +955,7 @@
       <w:tr>
         <w:trPr>
           <w:cnfStyle w:val="000000100000" w:firstRow="0" w:lastRow="0" w:firstColumn="0" w:lastColumn="0" w:oddVBand="0" w:evenVBand="0" w:oddHBand="1" w:evenHBand="0" w:firstRowFirstColumn="0" w:firstRowLastColumn="0" w:lastRowFirstColumn="0" w:lastRowLastColumn="0"/>
-          <w:trHeight w:val="567"/>
+          <w:trHeight w:val="850"/>
         </w:trPr>
         <w:tc>
           <w:tcPr>
@@ -1001,6 +1002,9 @@
                 </m:sSupPr>
                 <m:e>
                   <m:r>
+                    <m:rPr>
+                      <m:sty m:val="bi"/>
+                    </m:rPr>
                     <w:rPr>
                       <w:rFonts w:ascii="Cambria Math" w:hAnsi="Cambria Math" w:cs="Times New Roman"/>
                       <w:sz w:val="22"/>
@@ -1012,6 +1016,9 @@
                 </m:e>
                 <m:sup>
                   <m:r>
+                    <m:rPr>
+                      <m:sty m:val="bi"/>
+                    </m:rPr>
                     <w:rPr>
                       <w:rFonts w:ascii="Cambria Math" w:hAnsi="Cambria Math" w:cs="Times New Roman"/>
                       <w:sz w:val="22"/>
@@ -1056,7 +1063,7 @@
       </w:tr>
       <w:tr>
         <w:trPr>
-          <w:trHeight w:val="567"/>
+          <w:trHeight w:val="850"/>
         </w:trPr>
         <w:tc>
           <w:tcPr>
@@ -1109,7 +1116,7 @@
       <w:tr>
         <w:trPr>
           <w:cnfStyle w:val="000000100000" w:firstRow="0" w:lastRow="0" w:firstColumn="0" w:lastColumn="0" w:oddVBand="0" w:evenVBand="0" w:oddHBand="1" w:evenHBand="0" w:firstRowFirstColumn="0" w:firstRowLastColumn="0" w:lastRowFirstColumn="0" w:lastRowLastColumn="0"/>
-          <w:trHeight w:val="567"/>
+          <w:trHeight w:val="850"/>
         </w:trPr>
         <w:tc>
           <w:tcPr>

--- a/StudentGlossary.docx
+++ b/StudentGlossary.docx
@@ -772,7 +772,7 @@
                 <w:szCs w:val="22"/>
                 <w:lang w:val="en-US"/>
               </w:rPr>
-              <w:t>Regression assumptions</w:t>
+              <w:t>Estimated standard deviation of the errors</w:t>
             </w:r>
           </w:p>
         </w:tc>
@@ -824,7 +824,7 @@
                 <w:szCs w:val="22"/>
                 <w:lang w:val="en-US"/>
               </w:rPr>
-              <w:t>Multiple linear regression model</w:t>
+              <w:t>Regression assumptions</w:t>
             </w:r>
           </w:p>
         </w:tc>
@@ -878,7 +878,7 @@
                 <w:lang w:val="en-US"/>
               </w:rPr>
               <w:lastRenderedPageBreak/>
-              <w:t>Variance inflation factor</w:t>
+              <w:t>Multiple linear regression model</w:t>
             </w:r>
           </w:p>
         </w:tc>
@@ -930,7 +930,7 @@
                 <w:szCs w:val="22"/>
                 <w:lang w:val="en-US"/>
               </w:rPr>
-              <w:t>Interaction</w:t>
+              <w:t>Variance inflation factor</w:t>
             </w:r>
           </w:p>
         </w:tc>
@@ -955,6 +955,58 @@
       <w:tr>
         <w:trPr>
           <w:cnfStyle w:val="000000100000" w:firstRow="0" w:lastRow="0" w:firstColumn="0" w:lastColumn="0" w:oddVBand="0" w:evenVBand="0" w:oddHBand="1" w:evenHBand="0" w:firstRowFirstColumn="0" w:firstRowLastColumn="0" w:lastRowFirstColumn="0" w:lastRowLastColumn="0"/>
+          <w:trHeight w:val="850"/>
+        </w:trPr>
+        <w:tc>
+          <w:tcPr>
+            <w:cnfStyle w:val="001000000000" w:firstRow="0" w:lastRow="0" w:firstColumn="1" w:lastColumn="0" w:oddVBand="0" w:evenVBand="0" w:oddHBand="0" w:evenHBand="0" w:firstRowFirstColumn="0" w:firstRowLastColumn="0" w:lastRowFirstColumn="0" w:lastRowLastColumn="0"/>
+            <w:tcW w:w="1808" w:type="pct"/>
+            <w:vAlign w:val="center"/>
+          </w:tcPr>
+          <w:p>
+            <w:pPr>
+              <w:rPr>
+                <w:rFonts w:ascii="Times New Roman" w:hAnsi="Times New Roman" w:cs="Times New Roman"/>
+                <w:b w:val="0"/>
+                <w:bCs w:val="0"/>
+                <w:sz w:val="22"/>
+                <w:szCs w:val="22"/>
+                <w:lang w:val="en-US"/>
+              </w:rPr>
+            </w:pPr>
+            <w:r>
+              <w:rPr>
+                <w:rFonts w:ascii="Times New Roman" w:hAnsi="Times New Roman" w:cs="Times New Roman"/>
+                <w:b w:val="0"/>
+                <w:bCs w:val="0"/>
+                <w:sz w:val="22"/>
+                <w:szCs w:val="22"/>
+                <w:lang w:val="en-US"/>
+              </w:rPr>
+              <w:t>Interaction</w:t>
+            </w:r>
+          </w:p>
+        </w:tc>
+        <w:tc>
+          <w:tcPr>
+            <w:tcW w:w="3192" w:type="pct"/>
+            <w:vAlign w:val="center"/>
+          </w:tcPr>
+          <w:p>
+            <w:pPr>
+              <w:cnfStyle w:val="000000100000" w:firstRow="0" w:lastRow="0" w:firstColumn="0" w:lastColumn="0" w:oddVBand="0" w:evenVBand="0" w:oddHBand="1" w:evenHBand="0" w:firstRowFirstColumn="0" w:firstRowLastColumn="0" w:lastRowFirstColumn="0" w:lastRowLastColumn="0"/>
+              <w:rPr>
+                <w:rFonts w:ascii="Times New Roman" w:hAnsi="Times New Roman" w:cs="Times New Roman"/>
+                <w:sz w:val="22"/>
+                <w:szCs w:val="22"/>
+                <w:lang w:val="en-US"/>
+              </w:rPr>
+            </w:pPr>
+          </w:p>
+        </w:tc>
+      </w:tr>
+      <w:tr>
+        <w:trPr>
           <w:trHeight w:val="850"/>
         </w:trPr>
         <w:tc>
@@ -1050,58 +1102,6 @@
           </w:tcPr>
           <w:p>
             <w:pPr>
-              <w:cnfStyle w:val="000000100000" w:firstRow="0" w:lastRow="0" w:firstColumn="0" w:lastColumn="0" w:oddVBand="0" w:evenVBand="0" w:oddHBand="1" w:evenHBand="0" w:firstRowFirstColumn="0" w:firstRowLastColumn="0" w:lastRowFirstColumn="0" w:lastRowLastColumn="0"/>
-              <w:rPr>
-                <w:rFonts w:ascii="Times New Roman" w:hAnsi="Times New Roman" w:cs="Times New Roman"/>
-                <w:sz w:val="22"/>
-                <w:szCs w:val="22"/>
-                <w:lang w:val="en-US"/>
-              </w:rPr>
-            </w:pPr>
-          </w:p>
-        </w:tc>
-      </w:tr>
-      <w:tr>
-        <w:trPr>
-          <w:trHeight w:val="850"/>
-        </w:trPr>
-        <w:tc>
-          <w:tcPr>
-            <w:cnfStyle w:val="001000000000" w:firstRow="0" w:lastRow="0" w:firstColumn="1" w:lastColumn="0" w:oddVBand="0" w:evenVBand="0" w:oddHBand="0" w:evenHBand="0" w:firstRowFirstColumn="0" w:firstRowLastColumn="0" w:lastRowFirstColumn="0" w:lastRowLastColumn="0"/>
-            <w:tcW w:w="1808" w:type="pct"/>
-            <w:vAlign w:val="center"/>
-          </w:tcPr>
-          <w:p>
-            <w:pPr>
-              <w:rPr>
-                <w:rFonts w:ascii="Times New Roman" w:hAnsi="Times New Roman" w:cs="Times New Roman"/>
-                <w:b w:val="0"/>
-                <w:bCs w:val="0"/>
-                <w:sz w:val="22"/>
-                <w:szCs w:val="22"/>
-                <w:lang w:val="en-US"/>
-              </w:rPr>
-            </w:pPr>
-            <w:r>
-              <w:rPr>
-                <w:rFonts w:ascii="Times New Roman" w:hAnsi="Times New Roman" w:cs="Times New Roman"/>
-                <w:b w:val="0"/>
-                <w:bCs w:val="0"/>
-                <w:sz w:val="22"/>
-                <w:szCs w:val="22"/>
-                <w:lang w:val="en-US"/>
-              </w:rPr>
-              <w:t>Outlier</w:t>
-            </w:r>
-          </w:p>
-        </w:tc>
-        <w:tc>
-          <w:tcPr>
-            <w:tcW w:w="3192" w:type="pct"/>
-            <w:vAlign w:val="center"/>
-          </w:tcPr>
-          <w:p>
-            <w:pPr>
               <w:cnfStyle w:val="000000000000" w:firstRow="0" w:lastRow="0" w:firstColumn="0" w:lastColumn="0" w:oddVBand="0" w:evenVBand="0" w:oddHBand="0" w:evenHBand="0" w:firstRowFirstColumn="0" w:firstRowLastColumn="0" w:lastRowFirstColumn="0" w:lastRowLastColumn="0"/>
               <w:rPr>
                 <w:rFonts w:ascii="Times New Roman" w:hAnsi="Times New Roman" w:cs="Times New Roman"/>
@@ -1144,6 +1144,58 @@
                 <w:szCs w:val="22"/>
                 <w:lang w:val="en-US"/>
               </w:rPr>
+              <w:t>Outlier</w:t>
+            </w:r>
+          </w:p>
+        </w:tc>
+        <w:tc>
+          <w:tcPr>
+            <w:tcW w:w="3192" w:type="pct"/>
+            <w:vAlign w:val="center"/>
+          </w:tcPr>
+          <w:p>
+            <w:pPr>
+              <w:cnfStyle w:val="000000100000" w:firstRow="0" w:lastRow="0" w:firstColumn="0" w:lastColumn="0" w:oddVBand="0" w:evenVBand="0" w:oddHBand="1" w:evenHBand="0" w:firstRowFirstColumn="0" w:firstRowLastColumn="0" w:lastRowFirstColumn="0" w:lastRowLastColumn="0"/>
+              <w:rPr>
+                <w:rFonts w:ascii="Times New Roman" w:hAnsi="Times New Roman" w:cs="Times New Roman"/>
+                <w:sz w:val="22"/>
+                <w:szCs w:val="22"/>
+                <w:lang w:val="en-US"/>
+              </w:rPr>
+            </w:pPr>
+          </w:p>
+        </w:tc>
+      </w:tr>
+      <w:tr>
+        <w:trPr>
+          <w:trHeight w:val="850"/>
+        </w:trPr>
+        <w:tc>
+          <w:tcPr>
+            <w:cnfStyle w:val="001000000000" w:firstRow="0" w:lastRow="0" w:firstColumn="1" w:lastColumn="0" w:oddVBand="0" w:evenVBand="0" w:oddHBand="0" w:evenHBand="0" w:firstRowFirstColumn="0" w:firstRowLastColumn="0" w:lastRowFirstColumn="0" w:lastRowLastColumn="0"/>
+            <w:tcW w:w="1808" w:type="pct"/>
+            <w:vAlign w:val="center"/>
+          </w:tcPr>
+          <w:p>
+            <w:pPr>
+              <w:rPr>
+                <w:rFonts w:ascii="Times New Roman" w:hAnsi="Times New Roman" w:cs="Times New Roman"/>
+                <w:b w:val="0"/>
+                <w:bCs w:val="0"/>
+                <w:sz w:val="22"/>
+                <w:szCs w:val="22"/>
+                <w:lang w:val="en-US"/>
+              </w:rPr>
+            </w:pPr>
+            <w:r>
+              <w:rPr>
+                <w:rFonts w:ascii="Times New Roman" w:hAnsi="Times New Roman" w:cs="Times New Roman"/>
+                <w:b w:val="0"/>
+                <w:bCs w:val="0"/>
+                <w:sz w:val="22"/>
+                <w:szCs w:val="22"/>
+                <w:lang w:val="en-US"/>
+              </w:rPr>
               <w:t>Influential point</w:t>
             </w:r>
           </w:p>
@@ -1155,7 +1207,7 @@
           </w:tcPr>
           <w:p>
             <w:pPr>
-              <w:cnfStyle w:val="000000100000" w:firstRow="0" w:lastRow="0" w:firstColumn="0" w:lastColumn="0" w:oddVBand="0" w:evenVBand="0" w:oddHBand="1" w:evenHBand="0" w:firstRowFirstColumn="0" w:firstRowLastColumn="0" w:lastRowFirstColumn="0" w:lastRowLastColumn="0"/>
+              <w:cnfStyle w:val="000000000000" w:firstRow="0" w:lastRow="0" w:firstColumn="0" w:lastColumn="0" w:oddVBand="0" w:evenVBand="0" w:oddHBand="0" w:evenHBand="0" w:firstRowFirstColumn="0" w:firstRowLastColumn="0" w:lastRowFirstColumn="0" w:lastRowLastColumn="0"/>
               <w:rPr>
                 <w:rFonts w:ascii="Times New Roman" w:hAnsi="Times New Roman" w:cs="Times New Roman"/>
                 <w:sz w:val="22"/>
